--- a/블로그글작성/판례/물환경_대법원_시리즈/판례_대법원2014두13232_위반횟수는오염물질종류를가리지않고셉니다.docx
+++ b/블로그글작성/판례/물환경_대법원_시리즈/판례_대법원2014두13232_위반횟수는오염물질종류를가리지않고셉니다.docx
@@ -641,6 +641,13 @@
           <w:rFonts w:ascii="맑은 고딕" w:hAnsi="맑은 고딕" w:eastAsia="맑은 고딕" w:cs="맑은 고딕"/>
           <w:color w:val="000000"/>
         </w:rPr>
+        <w:br/>
+      </w:r>
+      <w:r>
+        <w:rPr>
+          <w:rFonts w:ascii="맑은 고딕" w:hAnsi="맑은 고딕" w:eastAsia="맑은 고딕" w:cs="맑은 고딕"/>
+          <w:color w:val="000000"/>
+        </w:rPr>
         <w:t>② 원고들은 2009. 7. 14. 화학적 산소요구량 및 총 질소의 기준치 초과배출, 2009. 9. 14. 총 질소의 기준치 초과배출, 2010. 3. 24. 총 질소 및 총 인의 기준치 초과배출로 각 개선명령 등을 받았다.</w:t>
       </w:r>
       <w:r>
@@ -655,6 +662,13 @@
           <w:rFonts w:ascii="맑은 고딕" w:hAnsi="맑은 고딕" w:eastAsia="맑은 고딕" w:cs="맑은 고딕"/>
           <w:color w:val="000000"/>
         </w:rPr>
+        <w:br/>
+      </w:r>
+      <w:r>
+        <w:rPr>
+          <w:rFonts w:ascii="맑은 고딕" w:hAnsi="맑은 고딕" w:eastAsia="맑은 고딕" w:cs="맑은 고딕"/>
+          <w:color w:val="000000"/>
+        </w:rPr>
         <w:t>③ 이 사건 조합은 2012. 8. 31. 임시총회를 열어 회원이 부담하는 분담금의 종류로 배출부과금 등을 추가하고, 사업장별 폐수배출량 및 수질오염물질 농도를 측정할 수 없을 때의 분담기준을 정하는 규정을 조합원 43개 업체 중 40개 업체가 참석한 가운데 30개 업체의 찬성으로 신설하였다.</w:t>
       </w:r>
       <w:r>
@@ -669,7 +683,21 @@
           <w:rFonts w:ascii="맑은 고딕" w:hAnsi="맑은 고딕" w:eastAsia="맑은 고딕" w:cs="맑은 고딕"/>
           <w:color w:val="000000"/>
         </w:rPr>
+        <w:br/>
+      </w:r>
+      <w:r>
+        <w:rPr>
+          <w:rFonts w:ascii="맑은 고딕" w:hAnsi="맑은 고딕" w:eastAsia="맑은 고딕" w:cs="맑은 고딕"/>
+          <w:color w:val="000000"/>
+        </w:rPr>
         <w:t>④ 피고는 2012. 10. 4. 원고들에게 각 초과배출부과금 부과처분을 하면서, 수질오염물질별로 위반횟수를 구분하지 아니하고 위 세 차례의 위반을 모두 위반횟수에 포함시켜 부과계수를 산정하였다.</w:t>
+      </w:r>
+      <w:r>
+        <w:rPr>
+          <w:rFonts w:ascii="맑은 고딕" w:hAnsi="맑은 고딕" w:eastAsia="맑은 고딕" w:cs="맑은 고딕"/>
+          <w:color w:val="000000"/>
+        </w:rPr>
+        <w:br/>
       </w:r>
       <w:r>
         <w:rPr>
@@ -722,6 +750,7 @@
         <w:rPr>
           <w:rFonts w:ascii="맑은 고딕" w:hAnsi="맑은 고딕" w:eastAsia="맑은 고딕" w:cs="맑은 고딕"/>
           <w:color w:val="000000"/>
+          <w:u w:val="single"/>
         </w:rPr>
         <w:t>이 사건의 쟁점은, 초과배출부과금 산정 요소인 ‘배출허용기준 위반횟수별 부과계수’의 ‘위반횟수’가 수질오염물질의 종류를 불문한 위반행위의 횟수를 의미하는지 여부와, 공동방지시설의 운영규약이 정한 사업장별 부담비율에 근거한 부과처분이 위법한지 여부이다.</w:t>
       </w:r>
@@ -761,7 +790,9 @@
       <w:r>
         <w:rPr>
           <w:rFonts w:ascii="맑은 고딕" w:hAnsi="맑은 고딕" w:eastAsia="맑은 고딕" w:cs="맑은 고딕"/>
-          <w:color w:val="000000"/>
+          <w:b/>
+          <w:color w:val="000000"/>
+          <w:u w:val="single"/>
         </w:rPr>
         <w:t>① 원심의 판단 원심은 피고가 수질오염물질별로 위반횟수를 구분하지 아니하고 세 차례의 초과배출을 모두 위반횟수에 포함시켜 부과계수를 산정한 것이 적법하다고 판단하였다.</w:t>
       </w:r>
@@ -777,6 +808,13 @@
           <w:rFonts w:ascii="맑은 고딕" w:hAnsi="맑은 고딕" w:eastAsia="맑은 고딕" w:cs="맑은 고딕"/>
           <w:color w:val="000000"/>
         </w:rPr>
+        <w:br/>
+      </w:r>
+      <w:r>
+        <w:rPr>
+          <w:rFonts w:ascii="맑은 고딕" w:hAnsi="맑은 고딕" w:eastAsia="맑은 고딕" w:cs="맑은 고딕"/>
+          <w:color w:val="000000"/>
+        </w:rPr>
         <w:t>② 대법원의 판단 원심의 판단은 정당하나, 공동방지시설 규약에 근거한 부과 부분에 관한 판단은 아래와 같은 이유로 수긍하기 어렵다.</w:t>
       </w:r>
       <w:r>
@@ -791,6 +829,14 @@
           <w:rFonts w:ascii="맑은 고딕" w:hAnsi="맑은 고딕" w:eastAsia="맑은 고딕" w:cs="맑은 고딕"/>
           <w:color w:val="000000"/>
         </w:rPr>
+        <w:br/>
+      </w:r>
+      <w:r>
+        <w:rPr>
+          <w:rFonts w:ascii="맑은 고딕" w:hAnsi="맑은 고딕" w:eastAsia="맑은 고딕" w:cs="맑은 고딕"/>
+          <w:color w:val="000000"/>
+          <w:u w:val="single"/>
+        </w:rPr>
         <w:t>③ 관련 법령에 의하면 ‘위반횟수’는 사업장별로 배출허용기준을 초과하여 부과 대상 수질오염물질을 배출함으로써 개선명령 등을 받은 경우 그 위반행위의 횟수로 하되, 부과의 원인이 되는 위반행위를 한 날을 기준으로 최근 2년간의 위반행위 횟수로 한다. 둘 이상의 위반행위로 하나의 개선명령 등을 받은 경우에는 하나의 위반행위로 보되 위반일은 가장 최근에 위반한 날을 기준으로 한다.</w:t>
       </w:r>
       <w:r>
@@ -805,6 +851,15 @@
           <w:rFonts w:ascii="맑은 고딕" w:hAnsi="맑은 고딕" w:eastAsia="맑은 고딕" w:cs="맑은 고딕"/>
           <w:color w:val="000000"/>
         </w:rPr>
+        <w:br/>
+      </w:r>
+      <w:r>
+        <w:rPr>
+          <w:rFonts w:ascii="맑은 고딕" w:hAnsi="맑은 고딕" w:eastAsia="맑은 고딕" w:cs="맑은 고딕"/>
+          <w:b/>
+          <w:color w:val="000000"/>
+          <w:u w:val="single"/>
+        </w:rPr>
         <w:t>④ 이러한 관련 법령 규정의 체계 및 내용과, 오염물질 등의 배출전력이 있는 경우 부과금의 부과율을 누진적용하려는 위반횟수별 부과계수 제도의 취지를 종합하면, 위 ‘위반횟수’는 위반행위로 개선명령 등을 받은 경우 수질오염물질의 종류를 불문하고 그 위반행위의 횟수를 의미한다고 해석함이 타당하다.</w:t>
       </w:r>
       <w:r>
@@ -819,6 +874,13 @@
           <w:rFonts w:ascii="맑은 고딕" w:hAnsi="맑은 고딕" w:eastAsia="맑은 고딕" w:cs="맑은 고딕"/>
           <w:color w:val="000000"/>
         </w:rPr>
+        <w:br/>
+      </w:r>
+      <w:r>
+        <w:rPr>
+          <w:rFonts w:ascii="맑은 고딕" w:hAnsi="맑은 고딕" w:eastAsia="맑은 고딕" w:cs="맑은 고딕"/>
+          <w:color w:val="000000"/>
+        </w:rPr>
         <w:t>⑤ 한편 사업자는 배출시설로부터 배출되는 수질오염물질의 공동처리를 위한 공동방지시설을 설치할 수 있고, 이 경우 각 사업자가 사업장별로 방지시설을 설치한 것으로 보며, 그 설치·운영에 필요한 사항은 환경부령으로 정하도록 위임되어 있다.</w:t>
       </w:r>
       <w:r>
@@ -833,6 +895,13 @@
           <w:rFonts w:ascii="맑은 고딕" w:hAnsi="맑은 고딕" w:eastAsia="맑은 고딕" w:cs="맑은 고딕"/>
           <w:color w:val="000000"/>
         </w:rPr>
+        <w:br/>
+      </w:r>
+      <w:r>
+        <w:rPr>
+          <w:rFonts w:ascii="맑은 고딕" w:hAnsi="맑은 고딕" w:eastAsia="맑은 고딕" w:cs="맑은 고딕"/>
+          <w:color w:val="000000"/>
+        </w:rPr>
         <w:t>⑥ 그 위임에 따른 시행규칙은 사업장별 폐수배출량 및 수질오염물질 농도를 측정할 수 없을 때의 배출부과금 등 분담명세를 포함한 ‘공동방지시설의 운영에 관한 규약’을 제출하도록 하고, 배출부과금의 납부는 사업자별로 부담비율을 미리 정하여 분담하도록 규정하고 있다.</w:t>
       </w:r>
       <w:r>
@@ -847,6 +916,13 @@
           <w:rFonts w:ascii="맑은 고딕" w:hAnsi="맑은 고딕" w:eastAsia="맑은 고딕" w:cs="맑은 고딕"/>
           <w:color w:val="000000"/>
         </w:rPr>
+        <w:br/>
+      </w:r>
+      <w:r>
+        <w:rPr>
+          <w:rFonts w:ascii="맑은 고딕" w:hAnsi="맑은 고딕" w:eastAsia="맑은 고딕" w:cs="맑은 고딕"/>
+          <w:color w:val="000000"/>
+        </w:rPr>
         <w:t>⑦ 위와 같은 규정의 취지는 사업자들이 자율적으로 정한 부담비율을 행정청이 존중하여 공동방지시설에서 배출된 총 수질오염물질에 대한 부과금을 각 사업자별로 분담시킬 수 있도록 함으로써 배출부과금 산정에서의 편의와 적정성을 도모하려는 것이다.</w:t>
       </w:r>
       <w:r>
@@ -861,6 +937,15 @@
           <w:rFonts w:ascii="맑은 고딕" w:hAnsi="맑은 고딕" w:eastAsia="맑은 고딕" w:cs="맑은 고딕"/>
           <w:color w:val="000000"/>
         </w:rPr>
+        <w:br/>
+      </w:r>
+      <w:r>
+        <w:rPr>
+          <w:rFonts w:ascii="맑은 고딕" w:hAnsi="맑은 고딕" w:eastAsia="맑은 고딕" w:cs="맑은 고딕"/>
+          <w:b/>
+          <w:color w:val="000000"/>
+          <w:u w:val="single"/>
+        </w:rPr>
         <w:t>⑧ 따라서 사업장별 폐수배출량 및 농도를 측정할 수 없는 경우, 행정청이 규약에서 정해진 부담비율에 근거하여 부과금을 부과하였다면 그 분담기준이 현저히 불합리하다는 등 특별한 사정이 없는 이상 그 부과처분이 위법하다고 볼 수 없다.</w:t>
       </w:r>
       <w:r>
@@ -874,6 +959,15 @@
         <w:rPr>
           <w:rFonts w:ascii="맑은 고딕" w:hAnsi="맑은 고딕" w:eastAsia="맑은 고딕" w:cs="맑은 고딕"/>
           <w:color w:val="000000"/>
+        </w:rPr>
+        <w:br/>
+      </w:r>
+      <w:r>
+        <w:rPr>
+          <w:rFonts w:ascii="맑은 고딕" w:hAnsi="맑은 고딕" w:eastAsia="맑은 고딕" w:cs="맑은 고딕"/>
+          <w:b/>
+          <w:color w:val="000000"/>
+          <w:u w:val="single"/>
         </w:rPr>
         <w:t>⑨ 또한 공동방지시설의 운영기구가 중소기업협동조합법상 협동조합인 경우에도, 그 규약 중 부담비율 조항은 부과 행정청과 사업자들 사이에서 부과처분의 기준이 될 뿐 그 자체로 조합원의 권리·의무를 발생·확정시키는 것이 아니므로, 중소기업중앙회 회장의 승인 대상인 ‘조합원에게 의무를 부과하는 사항’에 해당한다고 볼 수 없다.</w:t>
       </w:r>
@@ -914,6 +1008,7 @@
         <w:rPr>
           <w:rFonts w:ascii="맑은 고딕" w:hAnsi="맑은 고딕" w:eastAsia="맑은 고딕" w:cs="맑은 고딕"/>
           <w:color w:val="000000"/>
+          <w:u w:val="single"/>
         </w:rPr>
         <w:t>① 구 수질 및 수생태계 보전에 관한 법률 시행령 [별표 16] 제1호 (가)목 및 (나)목의 체계 및 내용과 오염물질 등의 배출전력이 있는 경우에는 부과금의 부과율을 누진적용하려는 위반횟수별 부과계수 제도의 취지를 종합하면, 배출허용기준 위반횟수별 부과계수의 ‘위반횟수’는 위반행위로 개선명령·조업정지명령·허가취소·사용중지명령 또는 폐쇄명령을 받은 경우 수질오염물질의 종류를 불문하고, 위반행위의 횟수를 의미한다.</w:t>
       </w:r>
@@ -928,6 +1023,15 @@
         <w:rPr>
           <w:rFonts w:ascii="맑은 고딕" w:hAnsi="맑은 고딕" w:eastAsia="맑은 고딕" w:cs="맑은 고딕"/>
           <w:color w:val="000000"/>
+        </w:rPr>
+        <w:br/>
+      </w:r>
+      <w:r>
+        <w:rPr>
+          <w:rFonts w:ascii="맑은 고딕" w:hAnsi="맑은 고딕" w:eastAsia="맑은 고딕" w:cs="맑은 고딕"/>
+          <w:b/>
+          <w:color w:val="000000"/>
+          <w:u w:val="single"/>
         </w:rPr>
         <w:t>② 사업자들이 폐수배출시설로부터 배출되는 수질오염물질의 공동처리를 위하여 공동방지시설을 설치하였고, 사업장별 폐수배출량 및 수질오염물질 농도를 측정할 수 없는 경우, 행정청이 사업자들이 제출한 ‘공동방지시설의 운영에 관한 규약’에서 정해진 ‘사업장별 배출부과금 부담비율’에 근거하여 각 사업자들에게 배출부과금을 부과하였다면, 그 규약에서 정한 분담기준이 현저히 불합리하다는 등 특별한 사정이 없는 이상 이러한 배출부과금 부과처분이 위법하다고 볼 수는 없다.</w:t>
       </w:r>

--- a/블로그글작성/판례/물환경_대법원_시리즈/판례_대법원2014두13232_위반횟수는오염물질종류를가리지않고셉니다.docx
+++ b/블로그글작성/판례/물환경_대법원_시리즈/판례_대법원2014두13232_위반횟수는오염물질종류를가리지않고셉니다.docx
@@ -16,7 +16,7 @@
           <w:color w:val="000000"/>
           <w:sz w:val="30"/>
         </w:rPr>
-        <w:t>부과계수의 위반횟수는 오염물질 종류를 가리지 않고 셉니다</w:t>
+        <w:t>부과계수의 위반횟수는 오염물질 종류를 가리지 않고 셉니다. (2014두13232)</w:t>
       </w:r>
     </w:p>
     <w:p>
@@ -47,12 +47,6 @@
         </w:rPr>
         <w:t>○ 초과배출부과금의 ‘배출허용기준 위반횟수별 부과계수’를 산정할 때 수질오염물질의 종류별로 횟수를 나누어 세야 하는지가 문제된 사건입니다. 대법원은 오염물질의 종류를 불문하고 개선명령 등을 받은 위반행위의 횟수를 의미한다고 보았고, 공동방지시설 규약이 정한 부담비율에 따른 부과도 적법하다고 판단했습니다.</w:t>
       </w:r>
-    </w:p>
-    <w:p>
-      <w:pPr>
-        <w:autoSpaceDN w:val="0"/>
-        <w:autoSpaceDE w:val="0"/>
-      </w:pPr>
     </w:p>
     <w:p>
       <w:pPr>
@@ -220,12 +214,6 @@
       <w:pPr>
         <w:autoSpaceDN w:val="0"/>
         <w:autoSpaceDE w:val="0"/>
-      </w:pPr>
-    </w:p>
-    <w:p>
-      <w:pPr>
-        <w:autoSpaceDN w:val="0"/>
-        <w:autoSpaceDE w:val="0"/>
         <w:pStyle w:val="2"/>
       </w:pPr>
       <w:r>
@@ -600,6 +588,118 @@
       <w:pPr>
         <w:autoSpaceDN w:val="0"/>
         <w:autoSpaceDE w:val="0"/>
+        <w:pStyle w:val="2"/>
+        <w:spacing w:before="80"/>
+      </w:pPr>
+      <w:r>
+        <w:rPr>
+          <w:rFonts w:ascii="맑은 고딕" w:hAnsi="맑은 고딕" w:eastAsia="맑은 고딕" w:cs="맑은 고딕"/>
+          <w:color w:val="000000"/>
+        </w:rPr>
+        <w:t>2. 사실관계</w:t>
+      </w:r>
+    </w:p>
+    <w:p>
+      <w:pPr>
+        <w:autoSpaceDN w:val="0"/>
+        <w:autoSpaceDE w:val="0"/>
+      </w:pPr>
+      <w:r>
+        <w:rPr>
+          <w:rFonts w:ascii="맑은 고딕" w:hAnsi="맑은 고딕" w:eastAsia="맑은 고딕" w:cs="맑은 고딕"/>
+          <w:color w:val="000000"/>
+        </w:rPr>
+        <w:t>① 원고들은 공동방지시설을 설치·운영하는 사업자들이고, 그 운영기구는 중소기업협동조합법상 협동조합이다.</w:t>
+      </w:r>
+      <w:r>
+        <w:rPr>
+          <w:rFonts w:ascii="맑은 고딕" w:hAnsi="맑은 고딕" w:eastAsia="맑은 고딕" w:cs="맑은 고딕"/>
+          <w:color w:val="000000"/>
+        </w:rPr>
+        <w:br/>
+      </w:r>
+      <w:r>
+        <w:rPr>
+          <w:rFonts w:ascii="맑은 고딕" w:hAnsi="맑은 고딕" w:eastAsia="맑은 고딕" w:cs="맑은 고딕"/>
+          <w:color w:val="000000"/>
+        </w:rPr>
+        <w:br/>
+      </w:r>
+      <w:r>
+        <w:rPr>
+          <w:rFonts w:ascii="맑은 고딕" w:hAnsi="맑은 고딕" w:eastAsia="맑은 고딕" w:cs="맑은 고딕"/>
+          <w:color w:val="000000"/>
+        </w:rPr>
+        <w:t>② 원고들은 2009. 7. 14. 화학적 산소요구량 및 총 질소의 기준치 초과배출, 2009. 9. 14. 총 질소의 기준치 초과배출, 2010. 3. 24. 총 질소 및 총 인의 기준치 초과배출로 각 개선명령 등을 받았다.</w:t>
+      </w:r>
+      <w:r>
+        <w:rPr>
+          <w:rFonts w:ascii="맑은 고딕" w:hAnsi="맑은 고딕" w:eastAsia="맑은 고딕" w:cs="맑은 고딕"/>
+          <w:color w:val="000000"/>
+        </w:rPr>
+        <w:br/>
+      </w:r>
+      <w:r>
+        <w:rPr>
+          <w:rFonts w:ascii="맑은 고딕" w:hAnsi="맑은 고딕" w:eastAsia="맑은 고딕" w:cs="맑은 고딕"/>
+          <w:color w:val="000000"/>
+        </w:rPr>
+        <w:br/>
+      </w:r>
+      <w:r>
+        <w:rPr>
+          <w:rFonts w:ascii="맑은 고딕" w:hAnsi="맑은 고딕" w:eastAsia="맑은 고딕" w:cs="맑은 고딕"/>
+          <w:color w:val="000000"/>
+        </w:rPr>
+        <w:t>③ 이 사건 조합은 2012. 8. 31. 임시총회를 열어 회원이 부담하는 분담금의 종류로 배출부과금 등을 추가하고, 사업장별 폐수배출량 및 수질오염물질 농도를 측정할 수 없을 때의 분담기준을 정하는 규정을 조합원 43개 업체 중 40개 업체가 참석한 가운데 30개 업체의 찬성으로 신설하였다.</w:t>
+      </w:r>
+      <w:r>
+        <w:rPr>
+          <w:rFonts w:ascii="맑은 고딕" w:hAnsi="맑은 고딕" w:eastAsia="맑은 고딕" w:cs="맑은 고딕"/>
+          <w:color w:val="000000"/>
+        </w:rPr>
+        <w:br/>
+      </w:r>
+      <w:r>
+        <w:rPr>
+          <w:rFonts w:ascii="맑은 고딕" w:hAnsi="맑은 고딕" w:eastAsia="맑은 고딕" w:cs="맑은 고딕"/>
+          <w:color w:val="000000"/>
+        </w:rPr>
+        <w:br/>
+      </w:r>
+      <w:r>
+        <w:rPr>
+          <w:rFonts w:ascii="맑은 고딕" w:hAnsi="맑은 고딕" w:eastAsia="맑은 고딕" w:cs="맑은 고딕"/>
+          <w:color w:val="000000"/>
+        </w:rPr>
+        <w:t>④ 피고는 2012. 10. 4. 원고들에게 각 초과배출부과금 부과처분을 하면서, 수질오염물질별로 위반횟수를 구분하지 아니하고 위 세 차례의 위반을 모두 위반횟수에 포함시켜 부과계수를 산정하였다.</w:t>
+      </w:r>
+      <w:r>
+        <w:rPr>
+          <w:rFonts w:ascii="맑은 고딕" w:hAnsi="맑은 고딕" w:eastAsia="맑은 고딕" w:cs="맑은 고딕"/>
+          <w:color w:val="000000"/>
+        </w:rPr>
+        <w:br/>
+      </w:r>
+      <w:r>
+        <w:rPr>
+          <w:rFonts w:ascii="맑은 고딕" w:hAnsi="맑은 고딕" w:eastAsia="맑은 고딕" w:cs="맑은 고딕"/>
+          <w:color w:val="000000"/>
+        </w:rPr>
+        <w:br/>
+      </w:r>
+      <w:r>
+        <w:rPr>
+          <w:rFonts w:ascii="맑은 고딕" w:hAnsi="맑은 고딕" w:eastAsia="맑은 고딕" w:cs="맑은 고딕"/>
+          <w:color w:val="000000"/>
+        </w:rPr>
+        <w:t>⑤ 또한 피고는 위 규약에서 정한 사업장별 배출부과금 부담비율에 근거하여 각 사업자에게 부과금을 분담시켰다.</w:t>
+      </w:r>
+    </w:p>
+    <w:p>
+      <w:pPr>
+        <w:autoSpaceDN w:val="0"/>
+        <w:autoSpaceDE w:val="0"/>
       </w:pPr>
     </w:p>
     <w:p>
@@ -614,7 +714,7 @@
           <w:rFonts w:ascii="맑은 고딕" w:hAnsi="맑은 고딕" w:eastAsia="맑은 고딕" w:cs="맑은 고딕"/>
           <w:color w:val="000000"/>
         </w:rPr>
-        <w:t>2. 사실관계</w:t>
+        <w:t>3. 쟁점</w:t>
       </w:r>
     </w:p>
     <w:p>
@@ -626,99 +726,10 @@
         <w:rPr>
           <w:rFonts w:ascii="맑은 고딕" w:hAnsi="맑은 고딕" w:eastAsia="맑은 고딕" w:cs="맑은 고딕"/>
           <w:color w:val="000000"/>
-        </w:rPr>
-        <w:t>① 원고들은 공동방지시설을 설치·운영하는 사업자들이고, 그 운영기구는 중소기업협동조합법상 협동조합이다.</w:t>
-      </w:r>
-      <w:r>
-        <w:rPr>
-          <w:rFonts w:ascii="맑은 고딕" w:hAnsi="맑은 고딕" w:eastAsia="맑은 고딕" w:cs="맑은 고딕"/>
-          <w:color w:val="000000"/>
-        </w:rPr>
-        <w:br/>
-      </w:r>
-      <w:r>
-        <w:rPr>
-          <w:rFonts w:ascii="맑은 고딕" w:hAnsi="맑은 고딕" w:eastAsia="맑은 고딕" w:cs="맑은 고딕"/>
-          <w:color w:val="000000"/>
-        </w:rPr>
-        <w:br/>
-      </w:r>
-      <w:r>
-        <w:rPr>
-          <w:rFonts w:ascii="맑은 고딕" w:hAnsi="맑은 고딕" w:eastAsia="맑은 고딕" w:cs="맑은 고딕"/>
-          <w:color w:val="000000"/>
-        </w:rPr>
-        <w:t>② 원고들은 2009. 7. 14. 화학적 산소요구량 및 총 질소의 기준치 초과배출, 2009. 9. 14. 총 질소의 기준치 초과배출, 2010. 3. 24. 총 질소 및 총 인의 기준치 초과배출로 각 개선명령 등을 받았다.</w:t>
-      </w:r>
-      <w:r>
-        <w:rPr>
-          <w:rFonts w:ascii="맑은 고딕" w:hAnsi="맑은 고딕" w:eastAsia="맑은 고딕" w:cs="맑은 고딕"/>
-          <w:color w:val="000000"/>
-        </w:rPr>
-        <w:br/>
-      </w:r>
-      <w:r>
-        <w:rPr>
-          <w:rFonts w:ascii="맑은 고딕" w:hAnsi="맑은 고딕" w:eastAsia="맑은 고딕" w:cs="맑은 고딕"/>
-          <w:color w:val="000000"/>
-        </w:rPr>
-        <w:br/>
-      </w:r>
-      <w:r>
-        <w:rPr>
-          <w:rFonts w:ascii="맑은 고딕" w:hAnsi="맑은 고딕" w:eastAsia="맑은 고딕" w:cs="맑은 고딕"/>
-          <w:color w:val="000000"/>
-        </w:rPr>
-        <w:t>③ 이 사건 조합은 2012. 8. 31. 임시총회를 열어 회원이 부담하는 분담금의 종류로 배출부과금 등을 추가하고, 사업장별 폐수배출량 및 수질오염물질 농도를 측정할 수 없을 때의 분담기준을 정하는 규정을 조합원 43개 업체 중 40개 업체가 참석한 가운데 30개 업체의 찬성으로 신설하였다.</w:t>
-      </w:r>
-      <w:r>
-        <w:rPr>
-          <w:rFonts w:ascii="맑은 고딕" w:hAnsi="맑은 고딕" w:eastAsia="맑은 고딕" w:cs="맑은 고딕"/>
-          <w:color w:val="000000"/>
-        </w:rPr>
-        <w:br/>
-      </w:r>
-      <w:r>
-        <w:rPr>
-          <w:rFonts w:ascii="맑은 고딕" w:hAnsi="맑은 고딕" w:eastAsia="맑은 고딕" w:cs="맑은 고딕"/>
-          <w:color w:val="000000"/>
-        </w:rPr>
-        <w:br/>
-      </w:r>
-      <w:r>
-        <w:rPr>
-          <w:rFonts w:ascii="맑은 고딕" w:hAnsi="맑은 고딕" w:eastAsia="맑은 고딕" w:cs="맑은 고딕"/>
-          <w:color w:val="000000"/>
-        </w:rPr>
-        <w:t>④ 피고는 2012. 10. 4. 원고들에게 각 초과배출부과금 부과처분을 하면서, 수질오염물질별로 위반횟수를 구분하지 아니하고 위 세 차례의 위반을 모두 위반횟수에 포함시켜 부과계수를 산정하였다.</w:t>
-      </w:r>
-      <w:r>
-        <w:rPr>
-          <w:rFonts w:ascii="맑은 고딕" w:hAnsi="맑은 고딕" w:eastAsia="맑은 고딕" w:cs="맑은 고딕"/>
-          <w:color w:val="000000"/>
-        </w:rPr>
-        <w:br/>
-      </w:r>
-      <w:r>
-        <w:rPr>
-          <w:rFonts w:ascii="맑은 고딕" w:hAnsi="맑은 고딕" w:eastAsia="맑은 고딕" w:cs="맑은 고딕"/>
-          <w:color w:val="000000"/>
-        </w:rPr>
-        <w:br/>
-      </w:r>
-      <w:r>
-        <w:rPr>
-          <w:rFonts w:ascii="맑은 고딕" w:hAnsi="맑은 고딕" w:eastAsia="맑은 고딕" w:cs="맑은 고딕"/>
-          <w:color w:val="000000"/>
-        </w:rPr>
-        <w:t>⑤ 또한 피고는 위 규약에서 정한 사업장별 배출부과금 부담비율에 근거하여 각 사업자에게 부과금을 분담시켰다.</w:t>
-      </w:r>
-    </w:p>
-    <w:p>
-      <w:pPr>
-        <w:autoSpaceDN w:val="0"/>
-        <w:autoSpaceDE w:val="0"/>
-      </w:pPr>
+          <w:u w:val="single"/>
+        </w:rPr>
+        <w:t>이 사건의 쟁점은, 초과배출부과금 산정 요소인 ‘배출허용기준 위반횟수별 부과계수’의 ‘위반횟수’가 수질오염물질의 종류를 불문한 위반행위의 횟수를 의미하는지 여부와, 공동방지시설의 운영규약이 정한 사업장별 부담비율에 근거한 부과처분이 위법한지 여부이다.</w:t>
+      </w:r>
     </w:p>
     <w:p>
       <w:pPr>
@@ -738,7 +749,7 @@
           <w:rFonts w:ascii="맑은 고딕" w:hAnsi="맑은 고딕" w:eastAsia="맑은 고딕" w:cs="맑은 고딕"/>
           <w:color w:val="000000"/>
         </w:rPr>
-        <w:t>3. 쟁점</w:t>
+        <w:t>4. 판단</w:t>
       </w:r>
     </w:p>
     <w:p>
@@ -749,17 +760,187 @@
       <w:r>
         <w:rPr>
           <w:rFonts w:ascii="맑은 고딕" w:hAnsi="맑은 고딕" w:eastAsia="맑은 고딕" w:cs="맑은 고딕"/>
+          <w:b/>
           <w:color w:val="000000"/>
           <w:u w:val="single"/>
         </w:rPr>
-        <w:t>이 사건의 쟁점은, 초과배출부과금 산정 요소인 ‘배출허용기준 위반횟수별 부과계수’의 ‘위반횟수’가 수질오염물질의 종류를 불문한 위반행위의 횟수를 의미하는지 여부와, 공동방지시설의 운영규약이 정한 사업장별 부담비율에 근거한 부과처분이 위법한지 여부이다.</w:t>
-      </w:r>
-    </w:p>
-    <w:p>
-      <w:pPr>
-        <w:autoSpaceDN w:val="0"/>
-        <w:autoSpaceDE w:val="0"/>
-      </w:pPr>
+        <w:t>① 원심의 판단 원심은 피고가 수질오염물질별로 위반횟수를 구분하지 아니하고 세 차례의 초과배출을 모두 위반횟수에 포함시켜 부과계수를 산정한 것이 적법하다고 판단하였다.</w:t>
+      </w:r>
+      <w:r>
+        <w:rPr>
+          <w:rFonts w:ascii="맑은 고딕" w:hAnsi="맑은 고딕" w:eastAsia="맑은 고딕" w:cs="맑은 고딕"/>
+          <w:color w:val="000000"/>
+        </w:rPr>
+        <w:br/>
+      </w:r>
+      <w:r>
+        <w:rPr>
+          <w:rFonts w:ascii="맑은 고딕" w:hAnsi="맑은 고딕" w:eastAsia="맑은 고딕" w:cs="맑은 고딕"/>
+          <w:color w:val="000000"/>
+        </w:rPr>
+        <w:br/>
+      </w:r>
+      <w:r>
+        <w:rPr>
+          <w:rFonts w:ascii="맑은 고딕" w:hAnsi="맑은 고딕" w:eastAsia="맑은 고딕" w:cs="맑은 고딕"/>
+          <w:color w:val="000000"/>
+        </w:rPr>
+        <w:t>② 대법원의 판단 원심의 판단은 정당하나, 공동방지시설 규약에 근거한 부과 부분에 관한 판단은 아래와 같은 이유로 수긍하기 어렵다.</w:t>
+      </w:r>
+      <w:r>
+        <w:rPr>
+          <w:rFonts w:ascii="맑은 고딕" w:hAnsi="맑은 고딕" w:eastAsia="맑은 고딕" w:cs="맑은 고딕"/>
+          <w:color w:val="000000"/>
+        </w:rPr>
+        <w:br/>
+      </w:r>
+      <w:r>
+        <w:rPr>
+          <w:rFonts w:ascii="맑은 고딕" w:hAnsi="맑은 고딕" w:eastAsia="맑은 고딕" w:cs="맑은 고딕"/>
+          <w:color w:val="000000"/>
+        </w:rPr>
+        <w:br/>
+      </w:r>
+      <w:r>
+        <w:rPr>
+          <w:rFonts w:ascii="맑은 고딕" w:hAnsi="맑은 고딕" w:eastAsia="맑은 고딕" w:cs="맑은 고딕"/>
+          <w:color w:val="000000"/>
+          <w:u w:val="single"/>
+        </w:rPr>
+        <w:t>③ 관련 법령에 의하면 ‘위반횟수’는 사업장별로 배출허용기준을 초과하여 부과 대상 수질오염물질을 배출함으로써 개선명령 등을 받은 경우 그 위반행위의 횟수로 하되, 부과의 원인이 되는 위반행위를 한 날을 기준으로 최근 2년간의 위반행위 횟수로 한다. 둘 이상의 위반행위로 하나의 개선명령 등을 받은 경우에는 하나의 위반행위로 보되 위반일은 가장 최근에 위반한 날을 기준으로 한다.</w:t>
+      </w:r>
+      <w:r>
+        <w:rPr>
+          <w:rFonts w:ascii="맑은 고딕" w:hAnsi="맑은 고딕" w:eastAsia="맑은 고딕" w:cs="맑은 고딕"/>
+          <w:color w:val="000000"/>
+        </w:rPr>
+        <w:br/>
+      </w:r>
+      <w:r>
+        <w:rPr>
+          <w:rFonts w:ascii="맑은 고딕" w:hAnsi="맑은 고딕" w:eastAsia="맑은 고딕" w:cs="맑은 고딕"/>
+          <w:color w:val="000000"/>
+        </w:rPr>
+        <w:br/>
+      </w:r>
+      <w:r>
+        <w:rPr>
+          <w:rFonts w:ascii="맑은 고딕" w:hAnsi="맑은 고딕" w:eastAsia="맑은 고딕" w:cs="맑은 고딕"/>
+          <w:b/>
+          <w:color w:val="000000"/>
+          <w:u w:val="single"/>
+        </w:rPr>
+        <w:t>④ 이러한 관련 법령 규정의 체계 및 내용과, 오염물질 등의 배출전력이 있는 경우 부과금의 부과율을 누진적용하려는 위반횟수별 부과계수 제도의 취지를 종합하면, 위 ‘위반횟수’는 위반행위로 개선명령 등을 받은 경우 수질오염물질의 종류를 불문하고 그 위반행위의 횟수를 의미한다고 해석함이 타당하다.</w:t>
+      </w:r>
+      <w:r>
+        <w:rPr>
+          <w:rFonts w:ascii="맑은 고딕" w:hAnsi="맑은 고딕" w:eastAsia="맑은 고딕" w:cs="맑은 고딕"/>
+          <w:color w:val="000000"/>
+        </w:rPr>
+        <w:br/>
+      </w:r>
+      <w:r>
+        <w:rPr>
+          <w:rFonts w:ascii="맑은 고딕" w:hAnsi="맑은 고딕" w:eastAsia="맑은 고딕" w:cs="맑은 고딕"/>
+          <w:color w:val="000000"/>
+        </w:rPr>
+        <w:br/>
+      </w:r>
+      <w:r>
+        <w:rPr>
+          <w:rFonts w:ascii="맑은 고딕" w:hAnsi="맑은 고딕" w:eastAsia="맑은 고딕" w:cs="맑은 고딕"/>
+          <w:color w:val="000000"/>
+        </w:rPr>
+        <w:t>⑤ 한편 사업자는 배출시설로부터 배출되는 수질오염물질의 공동처리를 위한 공동방지시설을 설치할 수 있고, 이 경우 각 사업자가 사업장별로 방지시설을 설치한 것으로 보며, 그 설치·운영에 필요한 사항은 환경부령으로 정하도록 위임되어 있다.</w:t>
+      </w:r>
+      <w:r>
+        <w:rPr>
+          <w:rFonts w:ascii="맑은 고딕" w:hAnsi="맑은 고딕" w:eastAsia="맑은 고딕" w:cs="맑은 고딕"/>
+          <w:color w:val="000000"/>
+        </w:rPr>
+        <w:br/>
+      </w:r>
+      <w:r>
+        <w:rPr>
+          <w:rFonts w:ascii="맑은 고딕" w:hAnsi="맑은 고딕" w:eastAsia="맑은 고딕" w:cs="맑은 고딕"/>
+          <w:color w:val="000000"/>
+        </w:rPr>
+        <w:br/>
+      </w:r>
+      <w:r>
+        <w:rPr>
+          <w:rFonts w:ascii="맑은 고딕" w:hAnsi="맑은 고딕" w:eastAsia="맑은 고딕" w:cs="맑은 고딕"/>
+          <w:color w:val="000000"/>
+        </w:rPr>
+        <w:t>⑥ 그 위임에 따른 시행규칙은 사업장별 폐수배출량 및 수질오염물질 농도를 측정할 수 없을 때의 배출부과금 등 분담명세를 포함한 ‘공동방지시설의 운영에 관한 규약’을 제출하도록 하고, 배출부과금의 납부는 사업자별로 부담비율을 미리 정하여 분담하도록 규정하고 있다.</w:t>
+      </w:r>
+      <w:r>
+        <w:rPr>
+          <w:rFonts w:ascii="맑은 고딕" w:hAnsi="맑은 고딕" w:eastAsia="맑은 고딕" w:cs="맑은 고딕"/>
+          <w:color w:val="000000"/>
+        </w:rPr>
+        <w:br/>
+      </w:r>
+      <w:r>
+        <w:rPr>
+          <w:rFonts w:ascii="맑은 고딕" w:hAnsi="맑은 고딕" w:eastAsia="맑은 고딕" w:cs="맑은 고딕"/>
+          <w:color w:val="000000"/>
+        </w:rPr>
+        <w:br/>
+      </w:r>
+      <w:r>
+        <w:rPr>
+          <w:rFonts w:ascii="맑은 고딕" w:hAnsi="맑은 고딕" w:eastAsia="맑은 고딕" w:cs="맑은 고딕"/>
+          <w:color w:val="000000"/>
+        </w:rPr>
+        <w:t>⑦ 위와 같은 규정의 취지는 사업자들이 자율적으로 정한 부담비율을 행정청이 존중하여 공동방지시설에서 배출된 총 수질오염물질에 대한 부과금을 각 사업자별로 분담시킬 수 있도록 함으로써 배출부과금 산정에서의 편의와 적정성을 도모하려는 것이다.</w:t>
+      </w:r>
+      <w:r>
+        <w:rPr>
+          <w:rFonts w:ascii="맑은 고딕" w:hAnsi="맑은 고딕" w:eastAsia="맑은 고딕" w:cs="맑은 고딕"/>
+          <w:color w:val="000000"/>
+        </w:rPr>
+        <w:br/>
+      </w:r>
+      <w:r>
+        <w:rPr>
+          <w:rFonts w:ascii="맑은 고딕" w:hAnsi="맑은 고딕" w:eastAsia="맑은 고딕" w:cs="맑은 고딕"/>
+          <w:color w:val="000000"/>
+        </w:rPr>
+        <w:br/>
+      </w:r>
+      <w:r>
+        <w:rPr>
+          <w:rFonts w:ascii="맑은 고딕" w:hAnsi="맑은 고딕" w:eastAsia="맑은 고딕" w:cs="맑은 고딕"/>
+          <w:b/>
+          <w:color w:val="000000"/>
+          <w:u w:val="single"/>
+        </w:rPr>
+        <w:t>⑧ 따라서 사업장별 폐수배출량 및 농도를 측정할 수 없는 경우, 행정청이 규약에서 정해진 부담비율에 근거하여 부과금을 부과하였다면 그 분담기준이 현저히 불합리하다는 등 특별한 사정이 없는 이상 그 부과처분이 위법하다고 볼 수 없다.</w:t>
+      </w:r>
+      <w:r>
+        <w:rPr>
+          <w:rFonts w:ascii="맑은 고딕" w:hAnsi="맑은 고딕" w:eastAsia="맑은 고딕" w:cs="맑은 고딕"/>
+          <w:color w:val="000000"/>
+        </w:rPr>
+        <w:br/>
+      </w:r>
+      <w:r>
+        <w:rPr>
+          <w:rFonts w:ascii="맑은 고딕" w:hAnsi="맑은 고딕" w:eastAsia="맑은 고딕" w:cs="맑은 고딕"/>
+          <w:color w:val="000000"/>
+        </w:rPr>
+        <w:br/>
+      </w:r>
+      <w:r>
+        <w:rPr>
+          <w:rFonts w:ascii="맑은 고딕" w:hAnsi="맑은 고딕" w:eastAsia="맑은 고딕" w:cs="맑은 고딕"/>
+          <w:b/>
+          <w:color w:val="000000"/>
+          <w:u w:val="single"/>
+        </w:rPr>
+        <w:t>⑨ 또한 공동방지시설의 운영기구가 중소기업협동조합법상 협동조합인 경우에도, 그 규약 중 부담비율 조항은 부과 행정청과 사업자들 사이에서 부과처분의 기준이 될 뿐 그 자체로 조합원의 권리·의무를 발생·확정시키는 것이 아니므로, 중소기업중앙회 회장의 승인 대상인 ‘조합원에게 의무를 부과하는 사항’에 해당한다고 볼 수 없다.</w:t>
+      </w:r>
     </w:p>
     <w:p>
       <w:pPr>
@@ -779,7 +960,7 @@
           <w:rFonts w:ascii="맑은 고딕" w:hAnsi="맑은 고딕" w:eastAsia="맑은 고딕" w:cs="맑은 고딕"/>
           <w:color w:val="000000"/>
         </w:rPr>
-        <w:t>4. 판단</w:t>
+        <w:t>5. 판결요지</w:t>
       </w:r>
     </w:p>
     <w:p>
@@ -790,257 +971,34 @@
       <w:r>
         <w:rPr>
           <w:rFonts w:ascii="맑은 고딕" w:hAnsi="맑은 고딕" w:eastAsia="맑은 고딕" w:cs="맑은 고딕"/>
+          <w:color w:val="000000"/>
+          <w:u w:val="single"/>
+        </w:rPr>
+        <w:t>① 구 수질 및 수생태계 보전에 관한 법률 시행령 [별표 16] 제1호 (가)목 및 (나)목의 체계 및 내용과 오염물질 등의 배출전력이 있는 경우에는 부과금의 부과율을 누진적용하려는 위반횟수별 부과계수 제도의 취지를 종합하면, 배출허용기준 위반횟수별 부과계수의 ‘위반횟수’는 위반행위로 개선명령·조업정지명령·허가취소·사용중지명령 또는 폐쇄명령을 받은 경우 수질오염물질의 종류를 불문하고, 위반행위의 횟수를 의미한다.</w:t>
+      </w:r>
+      <w:r>
+        <w:rPr>
+          <w:rFonts w:ascii="맑은 고딕" w:hAnsi="맑은 고딕" w:eastAsia="맑은 고딕" w:cs="맑은 고딕"/>
+          <w:color w:val="000000"/>
+        </w:rPr>
+        <w:br/>
+      </w:r>
+      <w:r>
+        <w:rPr>
+          <w:rFonts w:ascii="맑은 고딕" w:hAnsi="맑은 고딕" w:eastAsia="맑은 고딕" w:cs="맑은 고딕"/>
+          <w:color w:val="000000"/>
+        </w:rPr>
+        <w:br/>
+      </w:r>
+      <w:r>
+        <w:rPr>
+          <w:rFonts w:ascii="맑은 고딕" w:hAnsi="맑은 고딕" w:eastAsia="맑은 고딕" w:cs="맑은 고딕"/>
           <w:b/>
           <w:color w:val="000000"/>
           <w:u w:val="single"/>
         </w:rPr>
-        <w:t>① 원심의 판단 원심은 피고가 수질오염물질별로 위반횟수를 구분하지 아니하고 세 차례의 초과배출을 모두 위반횟수에 포함시켜 부과계수를 산정한 것이 적법하다고 판단하였다.</w:t>
-      </w:r>
-      <w:r>
-        <w:rPr>
-          <w:rFonts w:ascii="맑은 고딕" w:hAnsi="맑은 고딕" w:eastAsia="맑은 고딕" w:cs="맑은 고딕"/>
-          <w:color w:val="000000"/>
-        </w:rPr>
-        <w:br/>
-      </w:r>
-      <w:r>
-        <w:rPr>
-          <w:rFonts w:ascii="맑은 고딕" w:hAnsi="맑은 고딕" w:eastAsia="맑은 고딕" w:cs="맑은 고딕"/>
-          <w:color w:val="000000"/>
-        </w:rPr>
-        <w:br/>
-      </w:r>
-      <w:r>
-        <w:rPr>
-          <w:rFonts w:ascii="맑은 고딕" w:hAnsi="맑은 고딕" w:eastAsia="맑은 고딕" w:cs="맑은 고딕"/>
-          <w:color w:val="000000"/>
-        </w:rPr>
-        <w:t>② 대법원의 판단 원심의 판단은 정당하나, 공동방지시설 규약에 근거한 부과 부분에 관한 판단은 아래와 같은 이유로 수긍하기 어렵다.</w:t>
-      </w:r>
-      <w:r>
-        <w:rPr>
-          <w:rFonts w:ascii="맑은 고딕" w:hAnsi="맑은 고딕" w:eastAsia="맑은 고딕" w:cs="맑은 고딕"/>
-          <w:color w:val="000000"/>
-        </w:rPr>
-        <w:br/>
-      </w:r>
-      <w:r>
-        <w:rPr>
-          <w:rFonts w:ascii="맑은 고딕" w:hAnsi="맑은 고딕" w:eastAsia="맑은 고딕" w:cs="맑은 고딕"/>
-          <w:color w:val="000000"/>
-        </w:rPr>
-        <w:br/>
-      </w:r>
-      <w:r>
-        <w:rPr>
-          <w:rFonts w:ascii="맑은 고딕" w:hAnsi="맑은 고딕" w:eastAsia="맑은 고딕" w:cs="맑은 고딕"/>
-          <w:color w:val="000000"/>
-          <w:u w:val="single"/>
-        </w:rPr>
-        <w:t>③ 관련 법령에 의하면 ‘위반횟수’는 사업장별로 배출허용기준을 초과하여 부과 대상 수질오염물질을 배출함으로써 개선명령 등을 받은 경우 그 위반행위의 횟수로 하되, 부과의 원인이 되는 위반행위를 한 날을 기준으로 최근 2년간의 위반행위 횟수로 한다. 둘 이상의 위반행위로 하나의 개선명령 등을 받은 경우에는 하나의 위반행위로 보되 위반일은 가장 최근에 위반한 날을 기준으로 한다.</w:t>
-      </w:r>
-      <w:r>
-        <w:rPr>
-          <w:rFonts w:ascii="맑은 고딕" w:hAnsi="맑은 고딕" w:eastAsia="맑은 고딕" w:cs="맑은 고딕"/>
-          <w:color w:val="000000"/>
-        </w:rPr>
-        <w:br/>
-      </w:r>
-      <w:r>
-        <w:rPr>
-          <w:rFonts w:ascii="맑은 고딕" w:hAnsi="맑은 고딕" w:eastAsia="맑은 고딕" w:cs="맑은 고딕"/>
-          <w:color w:val="000000"/>
-        </w:rPr>
-        <w:br/>
-      </w:r>
-      <w:r>
-        <w:rPr>
-          <w:rFonts w:ascii="맑은 고딕" w:hAnsi="맑은 고딕" w:eastAsia="맑은 고딕" w:cs="맑은 고딕"/>
-          <w:b/>
-          <w:color w:val="000000"/>
-          <w:u w:val="single"/>
-        </w:rPr>
-        <w:t>④ 이러한 관련 법령 규정의 체계 및 내용과, 오염물질 등의 배출전력이 있는 경우 부과금의 부과율을 누진적용하려는 위반횟수별 부과계수 제도의 취지를 종합하면, 위 ‘위반횟수’는 위반행위로 개선명령 등을 받은 경우 수질오염물질의 종류를 불문하고 그 위반행위의 횟수를 의미한다고 해석함이 타당하다.</w:t>
-      </w:r>
-      <w:r>
-        <w:rPr>
-          <w:rFonts w:ascii="맑은 고딕" w:hAnsi="맑은 고딕" w:eastAsia="맑은 고딕" w:cs="맑은 고딕"/>
-          <w:color w:val="000000"/>
-        </w:rPr>
-        <w:br/>
-      </w:r>
-      <w:r>
-        <w:rPr>
-          <w:rFonts w:ascii="맑은 고딕" w:hAnsi="맑은 고딕" w:eastAsia="맑은 고딕" w:cs="맑은 고딕"/>
-          <w:color w:val="000000"/>
-        </w:rPr>
-        <w:br/>
-      </w:r>
-      <w:r>
-        <w:rPr>
-          <w:rFonts w:ascii="맑은 고딕" w:hAnsi="맑은 고딕" w:eastAsia="맑은 고딕" w:cs="맑은 고딕"/>
-          <w:color w:val="000000"/>
-        </w:rPr>
-        <w:t>⑤ 한편 사업자는 배출시설로부터 배출되는 수질오염물질의 공동처리를 위한 공동방지시설을 설치할 수 있고, 이 경우 각 사업자가 사업장별로 방지시설을 설치한 것으로 보며, 그 설치·운영에 필요한 사항은 환경부령으로 정하도록 위임되어 있다.</w:t>
-      </w:r>
-      <w:r>
-        <w:rPr>
-          <w:rFonts w:ascii="맑은 고딕" w:hAnsi="맑은 고딕" w:eastAsia="맑은 고딕" w:cs="맑은 고딕"/>
-          <w:color w:val="000000"/>
-        </w:rPr>
-        <w:br/>
-      </w:r>
-      <w:r>
-        <w:rPr>
-          <w:rFonts w:ascii="맑은 고딕" w:hAnsi="맑은 고딕" w:eastAsia="맑은 고딕" w:cs="맑은 고딕"/>
-          <w:color w:val="000000"/>
-        </w:rPr>
-        <w:br/>
-      </w:r>
-      <w:r>
-        <w:rPr>
-          <w:rFonts w:ascii="맑은 고딕" w:hAnsi="맑은 고딕" w:eastAsia="맑은 고딕" w:cs="맑은 고딕"/>
-          <w:color w:val="000000"/>
-        </w:rPr>
-        <w:t>⑥ 그 위임에 따른 시행규칙은 사업장별 폐수배출량 및 수질오염물질 농도를 측정할 수 없을 때의 배출부과금 등 분담명세를 포함한 ‘공동방지시설의 운영에 관한 규약’을 제출하도록 하고, 배출부과금의 납부는 사업자별로 부담비율을 미리 정하여 분담하도록 규정하고 있다.</w:t>
-      </w:r>
-      <w:r>
-        <w:rPr>
-          <w:rFonts w:ascii="맑은 고딕" w:hAnsi="맑은 고딕" w:eastAsia="맑은 고딕" w:cs="맑은 고딕"/>
-          <w:color w:val="000000"/>
-        </w:rPr>
-        <w:br/>
-      </w:r>
-      <w:r>
-        <w:rPr>
-          <w:rFonts w:ascii="맑은 고딕" w:hAnsi="맑은 고딕" w:eastAsia="맑은 고딕" w:cs="맑은 고딕"/>
-          <w:color w:val="000000"/>
-        </w:rPr>
-        <w:br/>
-      </w:r>
-      <w:r>
-        <w:rPr>
-          <w:rFonts w:ascii="맑은 고딕" w:hAnsi="맑은 고딕" w:eastAsia="맑은 고딕" w:cs="맑은 고딕"/>
-          <w:color w:val="000000"/>
-        </w:rPr>
-        <w:t>⑦ 위와 같은 규정의 취지는 사업자들이 자율적으로 정한 부담비율을 행정청이 존중하여 공동방지시설에서 배출된 총 수질오염물질에 대한 부과금을 각 사업자별로 분담시킬 수 있도록 함으로써 배출부과금 산정에서의 편의와 적정성을 도모하려는 것이다.</w:t>
-      </w:r>
-      <w:r>
-        <w:rPr>
-          <w:rFonts w:ascii="맑은 고딕" w:hAnsi="맑은 고딕" w:eastAsia="맑은 고딕" w:cs="맑은 고딕"/>
-          <w:color w:val="000000"/>
-        </w:rPr>
-        <w:br/>
-      </w:r>
-      <w:r>
-        <w:rPr>
-          <w:rFonts w:ascii="맑은 고딕" w:hAnsi="맑은 고딕" w:eastAsia="맑은 고딕" w:cs="맑은 고딕"/>
-          <w:color w:val="000000"/>
-        </w:rPr>
-        <w:br/>
-      </w:r>
-      <w:r>
-        <w:rPr>
-          <w:rFonts w:ascii="맑은 고딕" w:hAnsi="맑은 고딕" w:eastAsia="맑은 고딕" w:cs="맑은 고딕"/>
-          <w:b/>
-          <w:color w:val="000000"/>
-          <w:u w:val="single"/>
-        </w:rPr>
-        <w:t>⑧ 따라서 사업장별 폐수배출량 및 농도를 측정할 수 없는 경우, 행정청이 규약에서 정해진 부담비율에 근거하여 부과금을 부과하였다면 그 분담기준이 현저히 불합리하다는 등 특별한 사정이 없는 이상 그 부과처분이 위법하다고 볼 수 없다.</w:t>
-      </w:r>
-      <w:r>
-        <w:rPr>
-          <w:rFonts w:ascii="맑은 고딕" w:hAnsi="맑은 고딕" w:eastAsia="맑은 고딕" w:cs="맑은 고딕"/>
-          <w:color w:val="000000"/>
-        </w:rPr>
-        <w:br/>
-      </w:r>
-      <w:r>
-        <w:rPr>
-          <w:rFonts w:ascii="맑은 고딕" w:hAnsi="맑은 고딕" w:eastAsia="맑은 고딕" w:cs="맑은 고딕"/>
-          <w:color w:val="000000"/>
-        </w:rPr>
-        <w:br/>
-      </w:r>
-      <w:r>
-        <w:rPr>
-          <w:rFonts w:ascii="맑은 고딕" w:hAnsi="맑은 고딕" w:eastAsia="맑은 고딕" w:cs="맑은 고딕"/>
-          <w:b/>
-          <w:color w:val="000000"/>
-          <w:u w:val="single"/>
-        </w:rPr>
-        <w:t>⑨ 또한 공동방지시설의 운영기구가 중소기업협동조합법상 협동조합인 경우에도, 그 규약 중 부담비율 조항은 부과 행정청과 사업자들 사이에서 부과처분의 기준이 될 뿐 그 자체로 조합원의 권리·의무를 발생·확정시키는 것이 아니므로, 중소기업중앙회 회장의 승인 대상인 ‘조합원에게 의무를 부과하는 사항’에 해당한다고 볼 수 없다.</w:t>
-      </w:r>
-    </w:p>
-    <w:p>
-      <w:pPr>
-        <w:autoSpaceDN w:val="0"/>
-        <w:autoSpaceDE w:val="0"/>
-      </w:pPr>
-    </w:p>
-    <w:p>
-      <w:pPr>
-        <w:autoSpaceDN w:val="0"/>
-        <w:autoSpaceDE w:val="0"/>
-      </w:pPr>
-    </w:p>
-    <w:p>
-      <w:pPr>
-        <w:autoSpaceDN w:val="0"/>
-        <w:autoSpaceDE w:val="0"/>
-        <w:pStyle w:val="2"/>
-        <w:spacing w:before="80"/>
-      </w:pPr>
-      <w:r>
-        <w:rPr>
-          <w:rFonts w:ascii="맑은 고딕" w:hAnsi="맑은 고딕" w:eastAsia="맑은 고딕" w:cs="맑은 고딕"/>
-          <w:color w:val="000000"/>
-        </w:rPr>
-        <w:t>5. 판결요지</w:t>
-      </w:r>
-    </w:p>
-    <w:p>
-      <w:pPr>
-        <w:autoSpaceDN w:val="0"/>
-        <w:autoSpaceDE w:val="0"/>
-      </w:pPr>
-      <w:r>
-        <w:rPr>
-          <w:rFonts w:ascii="맑은 고딕" w:hAnsi="맑은 고딕" w:eastAsia="맑은 고딕" w:cs="맑은 고딕"/>
-          <w:color w:val="000000"/>
-          <w:u w:val="single"/>
-        </w:rPr>
-        <w:t>① 구 수질 및 수생태계 보전에 관한 법률 시행령 [별표 16] 제1호 (가)목 및 (나)목의 체계 및 내용과 오염물질 등의 배출전력이 있는 경우에는 부과금의 부과율을 누진적용하려는 위반횟수별 부과계수 제도의 취지를 종합하면, 배출허용기준 위반횟수별 부과계수의 ‘위반횟수’는 위반행위로 개선명령·조업정지명령·허가취소·사용중지명령 또는 폐쇄명령을 받은 경우 수질오염물질의 종류를 불문하고, 위반행위의 횟수를 의미한다.</w:t>
-      </w:r>
-      <w:r>
-        <w:rPr>
-          <w:rFonts w:ascii="맑은 고딕" w:hAnsi="맑은 고딕" w:eastAsia="맑은 고딕" w:cs="맑은 고딕"/>
-          <w:color w:val="000000"/>
-        </w:rPr>
-        <w:br/>
-      </w:r>
-      <w:r>
-        <w:rPr>
-          <w:rFonts w:ascii="맑은 고딕" w:hAnsi="맑은 고딕" w:eastAsia="맑은 고딕" w:cs="맑은 고딕"/>
-          <w:color w:val="000000"/>
-        </w:rPr>
-        <w:br/>
-      </w:r>
-      <w:r>
-        <w:rPr>
-          <w:rFonts w:ascii="맑은 고딕" w:hAnsi="맑은 고딕" w:eastAsia="맑은 고딕" w:cs="맑은 고딕"/>
-          <w:b/>
-          <w:color w:val="000000"/>
-          <w:u w:val="single"/>
-        </w:rPr>
         <w:t>② 사업자들이 폐수배출시설로부터 배출되는 수질오염물질의 공동처리를 위하여 공동방지시설을 설치하였고, 사업장별 폐수배출량 및 수질오염물질 농도를 측정할 수 없는 경우, 행정청이 사업자들이 제출한 ‘공동방지시설의 운영에 관한 규약’에서 정해진 ‘사업장별 배출부과금 부담비율’에 근거하여 각 사업자들에게 배출부과금을 부과하였다면, 그 규약에서 정한 분담기준이 현저히 불합리하다는 등 특별한 사정이 없는 이상 이러한 배출부과금 부과처분이 위법하다고 볼 수는 없다.</w:t>
       </w:r>
-    </w:p>
-    <w:p>
-      <w:pPr>
-        <w:autoSpaceDN w:val="0"/>
-        <w:autoSpaceDE w:val="0"/>
-      </w:pPr>
     </w:p>
     <w:p>
       <w:pPr>
